--- a/docs/Water Balance - Teacher Guide.docx
+++ b/docs/Water Balance - Teacher Guide.docx
@@ -961,7 +961,7 @@
         <w:rPr>
           <w:b w:val="0"/>
         </w:rPr>
-        <w:t xml:space="preserve"> how much water and salt has gone in (Drunk), out (Sweat, Urine), and how much is in the blood now. Every number is a percentage of what the blood held at the start, so 100% = no change.</w:t>
+        <w:t xml:space="preserve"> how much water and salt has gone in (Drunk) and out (Sweat, Urine) since the start. Every number is a percentage of what the blood held at the start, so 100% = as much as the blood started with.</w:t>
       </w:r>
     </w:p>
     <w:p>
